--- a/fuentes/51250038_CF01_DU.docx
+++ b/fuentes/51250038_CF01_DU.docx
@@ -577,7 +577,7 @@
           <w:r>
             <w:fldChar w:fldCharType="separate"/>
           </w:r>
-          <w:hyperlink w:anchor="_Toc178260435" w:history="1">
+          <w:hyperlink w:anchor="_Toc179456251" w:history="1">
             <w:r>
               <w:rPr>
                 <w:rStyle w:val="Hipervnculo"/>
@@ -604,7 +604,7 @@
                 <w:noProof/>
                 <w:webHidden/>
               </w:rPr>
-              <w:instrText xml:space="preserve"> PAGEREF _Toc178260435 \h </w:instrText>
+              <w:instrText xml:space="preserve"> PAGEREF _Toc179456251 \h </w:instrText>
             </w:r>
             <w:r>
               <w:rPr>
@@ -651,7 +651,7 @@
               <w14:ligatures w14:val="none"/>
             </w:rPr>
           </w:pPr>
-          <w:hyperlink w:anchor="_Toc178260436" w:history="1">
+          <w:hyperlink w:anchor="_Toc179456252" w:history="1">
             <w:r>
               <w:rPr>
                 <w:rStyle w:val="Hipervnculo"/>
@@ -696,7 +696,7 @@
                 <w:noProof/>
                 <w:webHidden/>
               </w:rPr>
-              <w:instrText xml:space="preserve"> PAGEREF _Toc178260436 \h </w:instrText>
+              <w:instrText xml:space="preserve"> PAGEREF _Toc179456252 \h </w:instrText>
             </w:r>
             <w:r>
               <w:rPr>
@@ -743,7 +743,7 @@
               <w14:ligatures w14:val="none"/>
             </w:rPr>
           </w:pPr>
-          <w:hyperlink w:anchor="_Toc178260437" w:history="1">
+          <w:hyperlink w:anchor="_Toc179456253" w:history="1">
             <w:r>
               <w:rPr>
                 <w:rStyle w:val="Hipervnculo"/>
@@ -788,7 +788,7 @@
                 <w:noProof/>
                 <w:webHidden/>
               </w:rPr>
-              <w:instrText xml:space="preserve"> PAGEREF _Toc178260437 \h </w:instrText>
+              <w:instrText xml:space="preserve"> PAGEREF _Toc179456253 \h </w:instrText>
             </w:r>
             <w:r>
               <w:rPr>
@@ -834,7 +834,7 @@
               <w14:ligatures w14:val="none"/>
             </w:rPr>
           </w:pPr>
-          <w:hyperlink w:anchor="_Toc178260438" w:history="1">
+          <w:hyperlink w:anchor="_Toc179456254" w:history="1">
             <w:r>
               <w:rPr>
                 <w:rStyle w:val="Hipervnculo"/>
@@ -861,7 +861,7 @@
                 <w:noProof/>
                 <w:webHidden/>
               </w:rPr>
-              <w:instrText xml:space="preserve"> PAGEREF _Toc178260438 \h </w:instrText>
+              <w:instrText xml:space="preserve"> PAGEREF _Toc179456254 \h </w:instrText>
             </w:r>
             <w:r>
               <w:rPr>
@@ -907,7 +907,7 @@
               <w14:ligatures w14:val="none"/>
             </w:rPr>
           </w:pPr>
-          <w:hyperlink w:anchor="_Toc178260439" w:history="1">
+          <w:hyperlink w:anchor="_Toc179456255" w:history="1">
             <w:r>
               <w:rPr>
                 <w:rStyle w:val="Hipervnculo"/>
@@ -934,7 +934,7 @@
                 <w:noProof/>
                 <w:webHidden/>
               </w:rPr>
-              <w:instrText xml:space="preserve"> PAGEREF _Toc178260439 \h </w:instrText>
+              <w:instrText xml:space="preserve"> PAGEREF _Toc179456255 \h </w:instrText>
             </w:r>
             <w:r>
               <w:rPr>
@@ -980,7 +980,7 @@
               <w14:ligatures w14:val="none"/>
             </w:rPr>
           </w:pPr>
-          <w:hyperlink w:anchor="_Toc178260440" w:history="1">
+          <w:hyperlink w:anchor="_Toc179456256" w:history="1">
             <w:r>
               <w:rPr>
                 <w:rStyle w:val="Hipervnculo"/>
@@ -1007,7 +1007,7 @@
                 <w:noProof/>
                 <w:webHidden/>
               </w:rPr>
-              <w:instrText xml:space="preserve"> PAGEREF _Toc178260440 \h </w:instrText>
+              <w:instrText xml:space="preserve"> PAGEREF _Toc179456256 \h </w:instrText>
             </w:r>
             <w:r>
               <w:rPr>
@@ -1053,7 +1053,7 @@
               <w14:ligatures w14:val="none"/>
             </w:rPr>
           </w:pPr>
-          <w:hyperlink w:anchor="_Toc178260441" w:history="1">
+          <w:hyperlink w:anchor="_Toc179456257" w:history="1">
             <w:r>
               <w:rPr>
                 <w:rStyle w:val="Hipervnculo"/>
@@ -1080,7 +1080,7 @@
                 <w:noProof/>
                 <w:webHidden/>
               </w:rPr>
-              <w:instrText xml:space="preserve"> PAGEREF _Toc178260441 \h </w:instrText>
+              <w:instrText xml:space="preserve"> PAGEREF _Toc179456257 \h </w:instrText>
             </w:r>
             <w:r>
               <w:rPr>
@@ -1126,7 +1126,7 @@
               <w14:ligatures w14:val="none"/>
             </w:rPr>
           </w:pPr>
-          <w:hyperlink w:anchor="_Toc178260442" w:history="1">
+          <w:hyperlink w:anchor="_Toc179456258" w:history="1">
             <w:r>
               <w:rPr>
                 <w:rStyle w:val="Hipervnculo"/>
@@ -1153,7 +1153,7 @@
                 <w:noProof/>
                 <w:webHidden/>
               </w:rPr>
-              <w:instrText xml:space="preserve"> PAGEREF _Toc178260442 \h </w:instrText>
+              <w:instrText xml:space="preserve"> PAGEREF _Toc179456258 \h </w:instrText>
             </w:r>
             <w:r>
               <w:rPr>
@@ -1218,7 +1218,7 @@
       <w:pPr>
         <w:pStyle w:val="Titulosgenerales"/>
       </w:pPr>
-      <w:bookmarkStart w:id="0" w:name="_Toc178260435"/>
+      <w:bookmarkStart w:id="0" w:name="_Toc179456251"/>
       <w:r>
         <w:lastRenderedPageBreak/>
         <w:t>Introducción</w:t>
@@ -1227,7 +1227,13 @@
     </w:p>
     <w:p>
       <w:r>
-        <w:t>El componente formativo, la lectura y su importancia; la lectura es una de las habilidades más fundamentales en el proceso de aprendizaje y desarrollo personal. No solo es una puerta de entrada al conocimiento, sino que también juega un papel crucial en la formación de la mente crítica, la comprensión del mundo y el desarrollo de la imaginación. En el contexto educativo y académico la lectura no se limita a la decodificación de palabras y frases, sino que implica la capacidad de comprender, analizar y reflexionar sobre lo que se ha leído. Bienvenido a este componente formativo</w:t>
+        <w:t>El componente formativo, la lectura y su importancia; la lectura es una de las habilidades más fundamentales en el proceso de aprendizaje y desarrollo personal. No solo es una puerta de entrada al conocimiento, sino que también juega un papel crucial en la formación de la mente crítica, la comprensión del mundo y el desarrollo de la imaginación. En el contexto educativo y académico</w:t>
+      </w:r>
+      <w:r>
+        <w:t>,</w:t>
+      </w:r>
+      <w:r>
+        <w:t xml:space="preserve"> la lectura no se limita a la decodificación de palabras y frases, sino que implica la capacidad de comprender, analizar y reflexionar sobre lo que se ha leído. Bienvenido a este componente formativo</w:t>
       </w:r>
       <w:r>
         <w:t>:</w:t>
@@ -1516,7 +1522,7 @@
       <w:pPr>
         <w:pStyle w:val="Ttulo1"/>
       </w:pPr>
-      <w:bookmarkStart w:id="1" w:name="_Toc178260436"/>
+      <w:bookmarkStart w:id="1" w:name="_Toc179456252"/>
       <w:r>
         <w:lastRenderedPageBreak/>
         <w:t>Concepto de lectura</w:t>
@@ -1665,6 +1671,7 @@
         <w:rPr>
           <w:lang w:val="es-419"/>
         </w:rPr>
+        <w:lastRenderedPageBreak/>
         <w:t xml:space="preserve">Poesía en público. </w:t>
       </w:r>
     </w:p>
@@ -1684,7 +1691,6 @@
         <w:rPr>
           <w:lang w:val="es-419"/>
         </w:rPr>
-        <w:lastRenderedPageBreak/>
         <w:t>Discursos políticos.</w:t>
       </w:r>
     </w:p>
@@ -1740,9 +1746,27 @@
       </w:pPr>
       <w:r>
         <w:rPr>
+          <w:rStyle w:val="Extranjerismo"/>
+        </w:rPr>
+        <w:t>C</w:t>
+      </w:r>
+      <w:r>
+        <w:rPr>
+          <w:rStyle w:val="Extranjerismo"/>
+        </w:rPr>
+        <w:t>o</w:t>
+      </w:r>
+      <w:r>
+        <w:rPr>
+          <w:rStyle w:val="Extranjerismo"/>
+        </w:rPr>
+        <w:t>mics</w:t>
+      </w:r>
+      <w:r>
+        <w:rPr>
           <w:lang w:val="es-419"/>
         </w:rPr>
-        <w:t>Cómics.</w:t>
+        <w:t>.</w:t>
       </w:r>
     </w:p>
     <w:p>
@@ -1911,9 +1935,15 @@
       </w:pPr>
       <w:r>
         <w:rPr>
+          <w:rStyle w:val="Extranjerismo"/>
+        </w:rPr>
+        <w:t>Blogs</w:t>
+      </w:r>
+      <w:r>
+        <w:rPr>
           <w:lang w:val="es-419"/>
         </w:rPr>
-        <w:t>Blogs.</w:t>
+        <w:t>.</w:t>
       </w:r>
     </w:p>
     <w:p>
@@ -2019,9 +2049,9 @@
           <w:noProof/>
         </w:rPr>
         <w:drawing>
-          <wp:inline distT="0" distB="0" distL="0" distR="0" wp14:anchorId="70C00DA0" wp14:editId="5810100D">
-            <wp:extent cx="5702060" cy="2470206"/>
-            <wp:effectExtent l="0" t="0" r="0" b="6350"/>
+          <wp:inline distT="0" distB="0" distL="0" distR="0" wp14:anchorId="70C00DA0" wp14:editId="0E727E6E">
+            <wp:extent cx="5429250" cy="2352021"/>
+            <wp:effectExtent l="0" t="0" r="0" b="0"/>
             <wp:docPr id="1" name="Imagen 1" descr="Se detalla la secuencia que va desde el autor, el texto, el proceso de lectura y el lector.&#10;"/>
             <wp:cNvGraphicFramePr>
               <a:graphicFrameLocks xmlns:a="http://schemas.openxmlformats.org/drawingml/2006/main" noChangeAspect="1"/>
@@ -2042,7 +2072,7 @@
                   <pic:spPr>
                     <a:xfrm>
                       <a:off x="0" y="0"/>
-                      <a:ext cx="5714767" cy="2475711"/>
+                      <a:ext cx="5451866" cy="2361819"/>
                     </a:xfrm>
                     <a:prstGeom prst="rect">
                       <a:avLst/>
@@ -2729,7 +2759,13 @@
         <w:rPr>
           <w:lang w:val="es-419" w:eastAsia="es-CO"/>
         </w:rPr>
-        <w:t>Es común oír a las personas hablar de la importancia de la lectura. Docentes, padres, amigos, compañeros y colegas indagan por los textos que se leen o se dejan de leer. Las instituciones educativas evalúan los procesos de lectura, tratando de determinar el fracaso o el éxito académico. Pero ¿se ha detenido usted a pensar las razones por las cuales debe leer? Indudablemente, el proceso lector trae consigo una serie de efectos positivos que recaen sobre el desarrollo del pensamiento, del lenguaje y de la cultura (Tabla, 2012).</w:t>
+        <w:t>Es común oír a las personas hablar de la importancia de la lectura. Docentes, padres, amigos, compañeros y colegas indagan por los textos que se leen o se dejan de leer. Las instituciones educativas evalúan los procesos de lectura, tratando de determinar el fracaso o el éxito académico. Pero ¿se ha detenido usted a pensar las razones por las cuales debe leer? Indudablemente, el proceso lector trae consigo una serie de efectos positivos que recaen sobre el desarrollo del pensamiento, del lenguaje y de la cultura</w:t>
+      </w:r>
+      <w:r>
+        <w:rPr>
+          <w:lang w:val="es-419" w:eastAsia="es-CO"/>
+        </w:rPr>
+        <w:t>.</w:t>
       </w:r>
     </w:p>
     <w:p>
@@ -2982,25 +3018,7 @@
         <w:rPr>
           <w:lang w:val="es-419" w:eastAsia="es-CO"/>
         </w:rPr>
-        <w:t>l</w:t>
-      </w:r>
-      <w:r>
-        <w:rPr>
-          <w:lang w:val="es-419" w:eastAsia="es-CO"/>
-        </w:rPr>
-        <w:t>ectura crítica</w:t>
-      </w:r>
-      <w:r>
-        <w:rPr>
-          <w:lang w:val="es-419" w:eastAsia="es-CO"/>
-        </w:rPr>
-        <w:t>,</w:t>
-      </w:r>
-      <w:r>
-        <w:rPr>
-          <w:lang w:val="es-419" w:eastAsia="es-CO"/>
-        </w:rPr>
-        <w:t xml:space="preserve"> es un tipo complejo de lectura el que exige niveles más altos de comprensión; requiere los planos previos de comprensión (literal, inferencias, intenciones, etc.) del texto; y exige una suerte de respuesta personal externa del lector frente al texto (frente a su contenido, intención y punto de vista).</w:t>
+        <w:t>es un tipo complejo de lectura el que exige niveles más altos de comprensión; requiere los planos previos de comprensión (literal, inferencias, intenciones, etc.) del texto; y exige una suerte de respuesta personal externa del lector frente al texto (frente a su contenido, intención y punto de vista).</w:t>
       </w:r>
     </w:p>
     <w:p>
@@ -4071,27 +4089,15 @@
     </w:p>
     <w:p>
       <w:pPr>
-        <w:pStyle w:val="Normal0"/>
-        <w:pBdr>
-          <w:top w:val="nil"/>
-          <w:left w:val="nil"/>
-          <w:bottom w:val="nil"/>
-          <w:right w:val="nil"/>
-          <w:between w:val="nil"/>
-        </w:pBdr>
-        <w:rPr>
-          <w:rFonts w:asciiTheme="minorHAnsi" w:hAnsiTheme="minorHAnsi" w:cstheme="minorHAnsi"/>
-          <w:color w:val="000000"/>
-          <w:sz w:val="28"/>
-          <w:szCs w:val="28"/>
-        </w:rPr>
-      </w:pPr>
-      <w:r>
-        <w:rPr>
-          <w:rFonts w:asciiTheme="minorHAnsi" w:hAnsiTheme="minorHAnsi" w:cstheme="minorHAnsi"/>
-          <w:color w:val="000000"/>
-          <w:sz w:val="28"/>
-          <w:szCs w:val="28"/>
+        <w:rPr>
+          <w:szCs w:val="28"/>
+          <w:lang w:val="es-419" w:eastAsia="es-CO"/>
+        </w:rPr>
+      </w:pPr>
+      <w:r>
+        <w:rPr>
+          <w:szCs w:val="28"/>
+          <w:lang w:val="es-419" w:eastAsia="es-CO"/>
         </w:rPr>
         <w:t>La lectura, como cualquier otra actividad, se realiza durante un tiempo definido. Lograr un hábito de lectura implica programar espacios de tiempo dedicados, exclusivamente, para leer. Por ejemplo:</w:t>
       </w:r>
@@ -4261,7 +4267,7 @@
           <w:szCs w:val="28"/>
           <w:lang w:val="es-419" w:eastAsia="es-CO"/>
         </w:rPr>
-        <w:t xml:space="preserve">El lector decide los lugares en donde lee. Se puede leer en la biblioteca, en el parque, en un café, en la sala de la casa, en la cama, en la cocina y en el transporte público. Son incontables los espacios propicios para realizar una buena lectura. Si bien </w:t>
+        <w:t xml:space="preserve">El lector decide los lugares en donde lee. Se puede leer en la biblioteca, en el parque, en un café, en la sala de la casa, en la cama, en la cocina y en el transporte </w:t>
       </w:r>
       <w:r>
         <w:rPr>
@@ -4269,7 +4275,7 @@
           <w:lang w:val="es-419" w:eastAsia="es-CO"/>
         </w:rPr>
         <w:lastRenderedPageBreak/>
-        <w:t>no existen reglas que condicionen la elección de un lugar, es importante que los espacios garanticen comodidad y tranquilidad.</w:t>
+        <w:t>público. Son incontables los espacios propicios para realizar una buena lectura. Si bien no existen reglas que condicionen la elección de un lugar, es importante que los espacios garanticen comodidad y tranquilidad.</w:t>
       </w:r>
     </w:p>
     <w:p>
@@ -4299,7 +4305,29 @@
           <w:sz w:val="28"/>
           <w:szCs w:val="28"/>
         </w:rPr>
-        <w:t>Los diez derechos del lector, según Daniel Pennac (1992):</w:t>
+        <w:t xml:space="preserve">Los diez derechos del lector, según Daniel </w:t>
+      </w:r>
+      <w:proofErr w:type="spellStart"/>
+      <w:r>
+        <w:rPr>
+          <w:rFonts w:asciiTheme="minorHAnsi" w:hAnsiTheme="minorHAnsi" w:cstheme="minorHAnsi"/>
+          <w:b/>
+          <w:bCs/>
+          <w:sz w:val="28"/>
+          <w:szCs w:val="28"/>
+        </w:rPr>
+        <w:t>Pennac</w:t>
+      </w:r>
+      <w:proofErr w:type="spellEnd"/>
+      <w:r>
+        <w:rPr>
+          <w:rFonts w:asciiTheme="minorHAnsi" w:hAnsiTheme="minorHAnsi" w:cstheme="minorHAnsi"/>
+          <w:b/>
+          <w:bCs/>
+          <w:sz w:val="28"/>
+          <w:szCs w:val="28"/>
+        </w:rPr>
+        <w:t xml:space="preserve"> (1992):</w:t>
       </w:r>
     </w:p>
     <w:p>
@@ -4480,6 +4508,7 @@
         </w:rPr>
         <w:t xml:space="preserve">6. El derecho al </w:t>
       </w:r>
+      <w:proofErr w:type="spellStart"/>
       <w:r>
         <w:rPr>
           <w:rStyle w:val="Extranjerismo"/>
@@ -4489,13 +4518,30 @@
         </w:rPr>
         <w:t>bovarismo</w:t>
       </w:r>
+      <w:proofErr w:type="spellEnd"/>
       <w:r>
         <w:rPr>
           <w:rFonts w:asciiTheme="minorHAnsi" w:hAnsiTheme="minorHAnsi" w:cstheme="minorHAnsi"/>
           <w:sz w:val="28"/>
           <w:szCs w:val="28"/>
         </w:rPr>
-        <w:t xml:space="preserve"> (enfermedad de trasmisión textual). Se refiere al derecho a imaginar y sentir.</w:t>
+        <w:t xml:space="preserve"> (enfermedad de tra</w:t>
+      </w:r>
+      <w:r>
+        <w:rPr>
+          <w:rFonts w:asciiTheme="minorHAnsi" w:hAnsiTheme="minorHAnsi" w:cstheme="minorHAnsi"/>
+          <w:sz w:val="28"/>
+          <w:szCs w:val="28"/>
+        </w:rPr>
+        <w:t>n</w:t>
+      </w:r>
+      <w:r>
+        <w:rPr>
+          <w:rFonts w:asciiTheme="minorHAnsi" w:hAnsiTheme="minorHAnsi" w:cstheme="minorHAnsi"/>
+          <w:sz w:val="28"/>
+          <w:szCs w:val="28"/>
+        </w:rPr>
+        <w:t>smisión textual). Se refiere al derecho a imaginar y sentir.</w:t>
       </w:r>
     </w:p>
     <w:p>
@@ -4751,6 +4797,7 @@
           <w:szCs w:val="28"/>
           <w:lang w:val="es-419" w:eastAsia="es-CO"/>
         </w:rPr>
+        <w:lastRenderedPageBreak/>
         <w:t>¿Qué ha leído o escuchado al respecto?</w:t>
       </w:r>
     </w:p>
@@ -4773,7 +4820,6 @@
           <w:szCs w:val="28"/>
           <w:lang w:val="es-419" w:eastAsia="es-CO"/>
         </w:rPr>
-        <w:lastRenderedPageBreak/>
         <w:t>¿Por qué es importante el tema?</w:t>
       </w:r>
     </w:p>
@@ -5147,7 +5193,14 @@
           <w:szCs w:val="28"/>
           <w:lang w:val="es-419" w:eastAsia="es-CO"/>
         </w:rPr>
-        <w:t>texto ¿requiere leer el libro completo? o ¿puede direccionar la lectura a capítulos específicos.</w:t>
+        <w:t>texto ¿requiere leer el libro completo? o ¿puede direccionar la lectura a capítulos específicos</w:t>
+      </w:r>
+      <w:r>
+        <w:rPr>
+          <w:szCs w:val="28"/>
+          <w:lang w:val="es-419" w:eastAsia="es-CO"/>
+        </w:rPr>
+        <w:t>?</w:t>
       </w:r>
     </w:p>
     <w:p>
@@ -5181,16 +5234,36 @@
           <w:szCs w:val="28"/>
           <w:lang w:val="es-419" w:eastAsia="es-CO"/>
         </w:rPr>
-        <w:t>Todos los textos tienen una introducción, aunque no siempre esté explícita. En la introducción se presenta, de manera general, el tema y la propuesta del autor, la cual puede persuadir o disuadir; esto depende de los intereses del lector. Así que pregúntese: ¿dentro de los millones de textos que existen, éste es el que busco? y ¿La propuesta narrativa, argumentativa o descriptiva me gusta?</w:t>
-      </w:r>
-    </w:p>
-    <w:p>
-      <w:pPr>
-        <w:rPr>
-          <w:szCs w:val="28"/>
-          <w:lang w:val="es-419" w:eastAsia="es-CO"/>
-        </w:rPr>
-      </w:pPr>
+        <w:t xml:space="preserve">Todos los textos tienen una introducción, aunque no siempre esté explícita. En la introducción se presenta, de manera general, el tema y la propuesta del autor, la cual puede persuadir o disuadir; esto depende de los intereses del lector. Así que pregúntese: ¿dentro de los millones de textos que existen, </w:t>
+      </w:r>
+      <w:r>
+        <w:rPr>
+          <w:szCs w:val="28"/>
+          <w:lang w:val="es-419" w:eastAsia="es-CO"/>
+        </w:rPr>
+        <w:t>e</w:t>
+      </w:r>
+      <w:r>
+        <w:rPr>
+          <w:szCs w:val="28"/>
+          <w:lang w:val="es-419" w:eastAsia="es-CO"/>
+        </w:rPr>
+        <w:t>ste es el que busco? y ¿</w:t>
+      </w:r>
+      <w:r>
+        <w:rPr>
+          <w:szCs w:val="28"/>
+          <w:lang w:val="es-419" w:eastAsia="es-CO"/>
+        </w:rPr>
+        <w:t>l</w:t>
+      </w:r>
+      <w:r>
+        <w:rPr>
+          <w:szCs w:val="28"/>
+          <w:lang w:val="es-419" w:eastAsia="es-CO"/>
+        </w:rPr>
+        <w:t>a propuesta narrativa, argumentativa o descriptiva me gusta?</w:t>
+      </w:r>
     </w:p>
     <w:p>
       <w:pPr>
@@ -5268,7 +5341,7 @@
           <w:sz w:val="48"/>
         </w:rPr>
       </w:pPr>
-      <w:bookmarkStart w:id="3" w:name="_Toc178260437"/>
+      <w:bookmarkStart w:id="3" w:name="_Toc179456253"/>
       <w:r>
         <w:t>Géneros discursivos</w:t>
       </w:r>
@@ -5284,7 +5357,31 @@
         <w:rPr>
           <w:lang w:val="es-419" w:eastAsia="es-CO"/>
         </w:rPr>
-        <w:t>Los textos se realizan en situaciones sociales concretas, con fines específicos y estructuras particulares. Cuando un grupo de textos comparte estas características se vincula a un género discursivo. En otras palabras, los textos tienen nombre, y éste se asigna teniendo en cuenta el ámbito de producción, la intención comunicativa y la estructura textual.</w:t>
+        <w:t>Los textos se realizan en situaciones sociales concretas, con fines específicos y estructuras particulares. Cuando un grupo de textos comparte estas características</w:t>
+      </w:r>
+      <w:r>
+        <w:rPr>
+          <w:lang w:val="es-419" w:eastAsia="es-CO"/>
+        </w:rPr>
+        <w:t>,</w:t>
+      </w:r>
+      <w:r>
+        <w:rPr>
+          <w:lang w:val="es-419" w:eastAsia="es-CO"/>
+        </w:rPr>
+        <w:t xml:space="preserve"> se vincula a un género discursivo. En otras palabras, los textos tienen nombre, y </w:t>
+      </w:r>
+      <w:r>
+        <w:rPr>
+          <w:lang w:val="es-419" w:eastAsia="es-CO"/>
+        </w:rPr>
+        <w:t>e</w:t>
+      </w:r>
+      <w:r>
+        <w:rPr>
+          <w:lang w:val="es-419" w:eastAsia="es-CO"/>
+        </w:rPr>
+        <w:t>ste se asigna teniendo en cuenta el ámbito de producción, la intención comunicativa y la estructura textual.</w:t>
       </w:r>
     </w:p>
     <w:p>
@@ -6615,7 +6712,21 @@
         <w:rPr>
           <w:lang w:val="es-419" w:eastAsia="es-CO"/>
         </w:rPr>
-        <w:t xml:space="preserve">Es que, con ese solo gesto, quedan automáticamente convertidos en otras personas, como si la gorrita no fuera sino el uniforme de una nueva personalidad. No sé si mi matrícula de hincha esté todavía demasiado fresca para permitirme ciertas observaciones personales acerca del partido de ayer, pero como ya hemos quedado de acuerdo en que una de las condiciones esenciales del hinchaje es la pérdida absoluta y aceptada del sentido del ridículo, voy a decir lo que vi </w:t>
+        <w:t xml:space="preserve">Es que, con ese solo gesto, quedan automáticamente convertidos en otras personas, como si la gorrita no fuera sino el uniforme de una nueva personalidad. No sé si mi matrícula de hincha esté todavía demasiado fresca para permitirme ciertas observaciones personales acerca del partido de ayer, pero como ya hemos quedado de acuerdo en que una de las condiciones esenciales del </w:t>
+      </w:r>
+      <w:proofErr w:type="spellStart"/>
+      <w:r>
+        <w:rPr>
+          <w:lang w:val="es-419" w:eastAsia="es-CO"/>
+        </w:rPr>
+        <w:t>hinchaje</w:t>
+      </w:r>
+      <w:proofErr w:type="spellEnd"/>
+      <w:r>
+        <w:rPr>
+          <w:lang w:val="es-419" w:eastAsia="es-CO"/>
+        </w:rPr>
+        <w:t xml:space="preserve"> es la pérdida absoluta y aceptada del sentido del ridículo, voy a decir lo que vi </w:t>
       </w:r>
       <w:r>
         <w:rPr>
@@ -6639,14 +6750,14 @@
         <w:rPr>
           <w:lang w:val="es-419" w:eastAsia="es-CO"/>
         </w:rPr>
-        <w:t xml:space="preserve">para darme el lujo de empezar bien temprano a meter esas patas deportivas que bien guardadas me tenía. En primer término, me pareció que el Junior dominó a Millonarios desde el primer momento. Si la línea blanca que divide la cancha en dos mitades </w:t>
+        <w:t xml:space="preserve">para darme el lujo de empezar bien temprano a meter esas patas deportivas que bien guardadas me tenía. En primer término, me pareció que el Junior dominó a Millonarios </w:t>
       </w:r>
       <w:r>
         <w:rPr>
           <w:lang w:val="es-419" w:eastAsia="es-CO"/>
         </w:rPr>
         <w:lastRenderedPageBreak/>
-        <w:t>significa algo, mi afirmación anterior es cierta, puesto que muy pocas veces pudo estar la bola, en el primer tiempo, dentro de la mitad correspondiente a la portería del Junior. (¿Qué tal va mi debut como comentarista de fútbol?) …</w:t>
+        <w:t>desde el primer momento. Si la línea blanca que divide la cancha en dos mitades significa algo, mi afirmación anterior es cierta, puesto que muy pocas veces pudo estar la bola, en el primer tiempo, dentro de la mitad correspondiente a la portería del Junior. (¿Qué tal va mi debut como comentarista de fútbol?) …</w:t>
       </w:r>
     </w:p>
     <w:p>
@@ -6776,12 +6887,36 @@
       </w:pPr>
       <w:r>
         <w:rPr>
+          <w:rStyle w:val="Extranjerismo"/>
           <w:b/>
           <w:bCs/>
-          <w:lang w:val="es-419" w:eastAsia="es-CO"/>
         </w:rPr>
         <w:lastRenderedPageBreak/>
-        <w:t>Cómic (periodístico artístico)</w:t>
+        <w:t>C</w:t>
+      </w:r>
+      <w:r>
+        <w:rPr>
+          <w:rStyle w:val="Extranjerismo"/>
+          <w:b/>
+          <w:bCs/>
+        </w:rPr>
+        <w:t>o</w:t>
+      </w:r>
+      <w:r>
+        <w:rPr>
+          <w:rStyle w:val="Extranjerismo"/>
+          <w:b/>
+          <w:bCs/>
+        </w:rPr>
+        <w:t>mic</w:t>
+      </w:r>
+      <w:r>
+        <w:rPr>
+          <w:b/>
+          <w:bCs/>
+          <w:lang w:val="es-419" w:eastAsia="es-CO"/>
+        </w:rPr>
+        <w:t xml:space="preserve"> (periodístico artístico)</w:t>
       </w:r>
     </w:p>
     <w:p>
@@ -6897,15 +7032,50 @@
         <w:rPr>
           <w:lang w:val="es-419" w:eastAsia="es-CO"/>
         </w:rPr>
-        <w:t xml:space="preserve">De acuerdo con Werlich (citado en Alexopoulou, s.f.), los textos se clasifican en narrativos, argumentativos, descriptivos, expositivos e instructivos. Cada tipo de texto tiene características discursivas particulares y responden a intenciones definidas por el autor (narrar, argumentar, informar, etc.). Según Alexopoulou, (s.f.), no se puede encasillar un texto como puramente descriptivo, narrativo, etc., ya que es un conjunto de secuencias que articula varios tipos. </w:t>
-      </w:r>
-    </w:p>
-    <w:p>
-      <w:pPr>
-        <w:rPr>
-          <w:lang w:val="es-419" w:eastAsia="es-CO"/>
-        </w:rPr>
-      </w:pPr>
+        <w:t xml:space="preserve">De acuerdo con </w:t>
+      </w:r>
+      <w:proofErr w:type="spellStart"/>
+      <w:r>
+        <w:rPr>
+          <w:lang w:val="es-419" w:eastAsia="es-CO"/>
+        </w:rPr>
+        <w:t>Werlich</w:t>
+      </w:r>
+      <w:proofErr w:type="spellEnd"/>
+      <w:r>
+        <w:rPr>
+          <w:lang w:val="es-419" w:eastAsia="es-CO"/>
+        </w:rPr>
+        <w:t xml:space="preserve"> (citado en </w:t>
+      </w:r>
+      <w:proofErr w:type="spellStart"/>
+      <w:r>
+        <w:rPr>
+          <w:lang w:val="es-419" w:eastAsia="es-CO"/>
+        </w:rPr>
+        <w:t>Alexopoulou</w:t>
+      </w:r>
+      <w:proofErr w:type="spellEnd"/>
+      <w:r>
+        <w:rPr>
+          <w:lang w:val="es-419" w:eastAsia="es-CO"/>
+        </w:rPr>
+        <w:t xml:space="preserve">, s.f.), los textos se clasifican en narrativos, argumentativos, descriptivos, expositivos e instructivos. Cada tipo de texto tiene características discursivas particulares y responden a intenciones definidas por el autor (narrar, argumentar, informar, etc.). Según </w:t>
+      </w:r>
+      <w:proofErr w:type="spellStart"/>
+      <w:r>
+        <w:rPr>
+          <w:lang w:val="es-419" w:eastAsia="es-CO"/>
+        </w:rPr>
+        <w:t>Alexopoulou</w:t>
+      </w:r>
+      <w:proofErr w:type="spellEnd"/>
+      <w:r>
+        <w:rPr>
+          <w:lang w:val="es-419" w:eastAsia="es-CO"/>
+        </w:rPr>
+        <w:t xml:space="preserve">, (s.f.), no se puede encasillar un texto como puramente descriptivo, narrativo, etc., ya que es un conjunto de secuencias que articula varios tipos. </w:t>
+      </w:r>
     </w:p>
     <w:p>
       <w:pPr>
@@ -6942,6 +7112,7 @@
           <w:bCs/>
           <w:lang w:val="es-419" w:eastAsia="es-CO"/>
         </w:rPr>
+        <w:lastRenderedPageBreak/>
         <w:t>Las estructuras de secuencia predominantes son las siguientes:</w:t>
       </w:r>
     </w:p>
@@ -7430,7 +7601,23 @@
           <w:sz w:val="22"/>
           <w:lang w:val="es-419" w:eastAsia="es-CO"/>
         </w:rPr>
-        <w:t>Nota: Modelo de Werlich (1976).</w:t>
+        <w:t xml:space="preserve">Nota: Modelo de </w:t>
+      </w:r>
+      <w:proofErr w:type="spellStart"/>
+      <w:r>
+        <w:rPr>
+          <w:sz w:val="22"/>
+          <w:lang w:val="es-419" w:eastAsia="es-CO"/>
+        </w:rPr>
+        <w:t>Werlich</w:t>
+      </w:r>
+      <w:proofErr w:type="spellEnd"/>
+      <w:r>
+        <w:rPr>
+          <w:sz w:val="22"/>
+          <w:lang w:val="es-419" w:eastAsia="es-CO"/>
+        </w:rPr>
+        <w:t xml:space="preserve"> (1976).</w:t>
       </w:r>
     </w:p>
     <w:p>
@@ -7468,6 +7655,7 @@
           <w:bCs/>
           <w:lang w:val="es-419" w:eastAsia="es-CO"/>
         </w:rPr>
+        <w:lastRenderedPageBreak/>
         <w:t>El proceso de descodificación.</w:t>
       </w:r>
     </w:p>
@@ -7489,19 +7677,27 @@
         </w:rPr>
         <w:t xml:space="preserve">  </w:t>
       </w:r>
+    </w:p>
+    <w:p>
+      <w:pPr>
+        <w:ind w:firstLine="0"/>
+        <w:rPr>
+          <w:lang w:val="es-419" w:eastAsia="es-CO"/>
+        </w:rPr>
+      </w:pPr>
       <w:r>
         <w:rPr>
           <w:noProof/>
           <w:lang w:val="es-419" w:eastAsia="es-CO"/>
         </w:rPr>
         <w:drawing>
-          <wp:inline distT="0" distB="0" distL="0" distR="0" wp14:anchorId="5D8AA9D9" wp14:editId="657151A1">
-            <wp:extent cx="6332220" cy="889635"/>
-            <wp:effectExtent l="0" t="0" r="0" b="5715"/>
-            <wp:docPr id="18" name="Imagen 18" descr="Texto en idioma coreano.">
+          <wp:inline distT="0" distB="0" distL="0" distR="0" wp14:anchorId="7F7C72CA" wp14:editId="095D1F28">
+            <wp:extent cx="6332220" cy="760095"/>
+            <wp:effectExtent l="0" t="0" r="0" b="1905"/>
+            <wp:docPr id="2" name="Imagen 2">
               <a:extLst xmlns:a="http://schemas.openxmlformats.org/drawingml/2006/main">
                 <a:ext uri="{C183D7F6-B498-43B3-948B-1728B52AA6E4}">
-                  <adec:decorative xmlns:adec="http://schemas.microsoft.com/office/drawing/2017/decorative" val="0"/>
+                  <adec:decorative xmlns:adec="http://schemas.microsoft.com/office/drawing/2017/decorative" val="1"/>
                 </a:ext>
               </a:extLst>
             </wp:docPr>
@@ -7512,10 +7708,10 @@
               <a:graphicData uri="http://schemas.openxmlformats.org/drawingml/2006/picture">
                 <pic:pic xmlns:pic="http://schemas.openxmlformats.org/drawingml/2006/picture">
                   <pic:nvPicPr>
-                    <pic:cNvPr id="18" name="Imagen 18" descr="Texto en idioma coreano.">
+                    <pic:cNvPr id="2" name="Imagen 2">
                       <a:extLst>
                         <a:ext uri="{C183D7F6-B498-43B3-948B-1728B52AA6E4}">
-                          <adec:decorative xmlns:adec="http://schemas.microsoft.com/office/drawing/2017/decorative" val="0"/>
+                          <adec:decorative xmlns:adec="http://schemas.microsoft.com/office/drawing/2017/decorative" val="1"/>
                         </a:ext>
                       </a:extLst>
                     </pic:cNvPr>
@@ -7530,7 +7726,7 @@
                   <pic:spPr>
                     <a:xfrm>
                       <a:off x="0" y="0"/>
-                      <a:ext cx="6332220" cy="889635"/>
+                      <a:ext cx="6332220" cy="760095"/>
                     </a:xfrm>
                     <a:prstGeom prst="rect">
                       <a:avLst/>
@@ -7689,6 +7885,7 @@
           <w:bCs/>
           <w:lang w:val="es-419" w:eastAsia="es-CO"/>
         </w:rPr>
+        <w:lastRenderedPageBreak/>
         <w:t>Sintaxis</w:t>
       </w:r>
     </w:p>
@@ -7720,7 +7917,19 @@
         <w:rPr>
           <w:lang w:val="es-419" w:eastAsia="es-CO"/>
         </w:rPr>
-        <w:t>Los cocker son perros muy afectuosos con el ser humano.</w:t>
+        <w:t xml:space="preserve">Los </w:t>
+      </w:r>
+      <w:r>
+        <w:rPr>
+          <w:rStyle w:val="Extranjerismo"/>
+        </w:rPr>
+        <w:t>cocker</w:t>
+      </w:r>
+      <w:r>
+        <w:rPr>
+          <w:lang w:val="es-419" w:eastAsia="es-CO"/>
+        </w:rPr>
+        <w:t xml:space="preserve"> son perros muy afectuosos con el ser humano.</w:t>
       </w:r>
     </w:p>
     <w:p>
@@ -7738,7 +7947,19 @@
         <w:rPr>
           <w:lang w:val="es-419" w:eastAsia="es-CO"/>
         </w:rPr>
-        <w:t>El ser humano es muy afectivo con los perros cocker.</w:t>
+        <w:t xml:space="preserve">El ser humano es muy afectivo con los perros </w:t>
+      </w:r>
+      <w:r>
+        <w:rPr>
+          <w:rStyle w:val="Extranjerismo"/>
+        </w:rPr>
+        <w:t>cocker</w:t>
+      </w:r>
+      <w:r>
+        <w:rPr>
+          <w:lang w:val="es-419" w:eastAsia="es-CO"/>
+        </w:rPr>
+        <w:t>.</w:t>
       </w:r>
     </w:p>
     <w:p>
@@ -7756,7 +7977,19 @@
         <w:rPr>
           <w:lang w:val="es-419" w:eastAsia="es-CO"/>
         </w:rPr>
-        <w:t>¿Los cocker son perros muy afectuosos con el ser humano?</w:t>
+        <w:t xml:space="preserve">¿Los </w:t>
+      </w:r>
+      <w:r>
+        <w:rPr>
+          <w:rStyle w:val="Extranjerismo"/>
+        </w:rPr>
+        <w:t>cocker</w:t>
+      </w:r>
+      <w:r>
+        <w:rPr>
+          <w:lang w:val="es-419" w:eastAsia="es-CO"/>
+        </w:rPr>
+        <w:t xml:space="preserve"> son perros muy afectuosos con el ser humano?</w:t>
       </w:r>
     </w:p>
     <w:p>
@@ -7774,7 +8007,19 @@
         <w:rPr>
           <w:lang w:val="es-419" w:eastAsia="es-CO"/>
         </w:rPr>
-        <w:t>¡Los cocker son perros muy afectuosos con el ser humano!</w:t>
+        <w:t xml:space="preserve">¡Los </w:t>
+      </w:r>
+      <w:r>
+        <w:rPr>
+          <w:rStyle w:val="Extranjerismo"/>
+        </w:rPr>
+        <w:t>cocker</w:t>
+      </w:r>
+      <w:r>
+        <w:rPr>
+          <w:lang w:val="es-419" w:eastAsia="es-CO"/>
+        </w:rPr>
+        <w:t xml:space="preserve"> son perros muy afectuosos con el ser humano!</w:t>
       </w:r>
     </w:p>
     <w:p>
@@ -7823,7 +8068,7 @@
       <w:pPr>
         <w:pStyle w:val="Titulosgenerales"/>
       </w:pPr>
-      <w:bookmarkStart w:id="4" w:name="_Toc178260438"/>
+      <w:bookmarkStart w:id="4" w:name="_Toc179456254"/>
       <w:r>
         <w:lastRenderedPageBreak/>
         <w:t>Síntesis</w:t>
@@ -7844,7 +8089,31 @@
         <w:rPr>
           <w:lang w:val="es-419" w:eastAsia="es-CO"/>
         </w:rPr>
-        <w:t>La lectura es mucho más que simplemente descifrar palabras; implica interpretar lo que está "entre y detrás de las líneas" y adoptar una postura frente a la propuesta del autor, ya sea en un cómic, una publicidad, una novela, etc. Esta práctica enriquece el pensamiento, el lenguaje y la cultura. Para aprovecharla al máximo, es útil definir objetivos, tiempos y textos adecuados. El proceso de lectura comienza con una revisión inicial para activar conocimientos previos y ajustar expectativas, seguido por la identificación del género y la estructura del texto para comprender el contexto y las intenciones del autor. Además, un buen conocimiento de la lengua escrita facilita la correcta interpretación de los significados.</w:t>
+        <w:t xml:space="preserve">La lectura es mucho más que simplemente descifrar palabras; implica interpretar lo que está "entre y detrás de las líneas" y adoptar una postura frente a la propuesta del autor, ya sea en un </w:t>
+      </w:r>
+      <w:r>
+        <w:rPr>
+          <w:rStyle w:val="Extranjerismo"/>
+        </w:rPr>
+        <w:t>comi</w:t>
+      </w:r>
+      <w:r>
+        <w:rPr>
+          <w:rStyle w:val="Extranjerismo"/>
+        </w:rPr>
+        <w:t>c</w:t>
+      </w:r>
+      <w:r>
+        <w:rPr>
+          <w:rStyle w:val="Extranjerismo"/>
+        </w:rPr>
+        <w:t>,</w:t>
+      </w:r>
+      <w:r>
+        <w:rPr>
+          <w:lang w:val="es-419" w:eastAsia="es-CO"/>
+        </w:rPr>
+        <w:t xml:space="preserve"> una publicidad, una novela, etc. Esta práctica enriquece el pensamiento, el lenguaje y la cultura. Para aprovecharla al máximo, es útil definir objetivos, tiempos y textos adecuados. El proceso de lectura comienza con una revisión inicial para activar conocimientos previos y ajustar expectativas, seguido por la identificación del género y la estructura del texto para comprender el contexto y las intenciones del autor. Además, un buen conocimiento de la lengua escrita facilita la correcta interpretación de los significados.</w:t>
       </w:r>
     </w:p>
     <w:p>
@@ -7917,7 +8186,7 @@
       <w:pPr>
         <w:pStyle w:val="Titulosgenerales"/>
       </w:pPr>
-      <w:bookmarkStart w:id="5" w:name="_Toc178260439"/>
+      <w:bookmarkStart w:id="5" w:name="_Toc179456255"/>
       <w:r>
         <w:lastRenderedPageBreak/>
         <w:t>Glosario</w:t>
@@ -8234,7 +8503,7 @@
       <w:pPr>
         <w:pStyle w:val="Titulosgenerales"/>
       </w:pPr>
-      <w:bookmarkStart w:id="6" w:name="_Toc178260440"/>
+      <w:bookmarkStart w:id="6" w:name="_Toc179456256"/>
       <w:r>
         <w:lastRenderedPageBreak/>
         <w:t>Material complementario</w:t>
@@ -8500,7 +8769,7 @@
       <w:pPr>
         <w:pStyle w:val="Titulosgenerales"/>
       </w:pPr>
-      <w:bookmarkStart w:id="7" w:name="_Toc178260441"/>
+      <w:bookmarkStart w:id="7" w:name="_Toc179456257"/>
       <w:r>
         <w:lastRenderedPageBreak/>
         <w:t>Referencias bibliográficas</w:t>
@@ -8520,13 +8789,41 @@
           <w:szCs w:val="28"/>
         </w:rPr>
       </w:pPr>
+      <w:proofErr w:type="spellStart"/>
       <w:r>
         <w:rPr>
           <w:rFonts w:ascii="Calibri" w:hAnsi="Calibri" w:cs="Calibri"/>
           <w:sz w:val="28"/>
           <w:szCs w:val="28"/>
         </w:rPr>
-        <w:t xml:space="preserve">Alexopoulou, A. (s.f.). El enfoque basado en los géneros textuales y la evaluación de la competencia discursiva. Universidad Nacional y Kapodistríaca de Atenas. </w:t>
+        <w:t>Alexopoulou</w:t>
+      </w:r>
+      <w:proofErr w:type="spellEnd"/>
+      <w:r>
+        <w:rPr>
+          <w:rFonts w:ascii="Calibri" w:hAnsi="Calibri" w:cs="Calibri"/>
+          <w:sz w:val="28"/>
+          <w:szCs w:val="28"/>
+        </w:rPr>
+        <w:t xml:space="preserve">, A. (s.f.). El enfoque basado en los géneros textuales y la evaluación de la competencia discursiva. Universidad Nacional y </w:t>
+      </w:r>
+      <w:proofErr w:type="spellStart"/>
+      <w:r>
+        <w:rPr>
+          <w:rFonts w:ascii="Calibri" w:hAnsi="Calibri" w:cs="Calibri"/>
+          <w:sz w:val="28"/>
+          <w:szCs w:val="28"/>
+        </w:rPr>
+        <w:t>Kapodistríaca</w:t>
+      </w:r>
+      <w:proofErr w:type="spellEnd"/>
+      <w:r>
+        <w:rPr>
+          <w:rFonts w:ascii="Calibri" w:hAnsi="Calibri" w:cs="Calibri"/>
+          <w:sz w:val="28"/>
+          <w:szCs w:val="28"/>
+        </w:rPr>
+        <w:t xml:space="preserve"> de Atenas. </w:t>
       </w:r>
       <w:hyperlink r:id="rId22" w:history="1">
         <w:r>
@@ -8577,7 +8874,43 @@
           <w:sz w:val="28"/>
           <w:szCs w:val="28"/>
         </w:rPr>
-        <w:t>Cassany. D. (2003) aproximaciones a la lectura crítica: teoría, ejemplos y reflexiones. Tarbiya, revista en investigación e innovación Aguirre, M., Camacho, T., Flórez, T., Gaibao, D., Murcia, G., &amp; Pasive, Y. (2012). Estrategias pedagógicas en el ámbito educativo.</w:t>
+        <w:t xml:space="preserve">Cassany. D. (2003) aproximaciones a la lectura crítica: teoría, ejemplos y reflexiones. </w:t>
+      </w:r>
+      <w:proofErr w:type="spellStart"/>
+      <w:r>
+        <w:rPr>
+          <w:rFonts w:ascii="Calibri" w:hAnsi="Calibri" w:cs="Calibri"/>
+          <w:sz w:val="28"/>
+          <w:szCs w:val="28"/>
+        </w:rPr>
+        <w:t>Tarbiya</w:t>
+      </w:r>
+      <w:proofErr w:type="spellEnd"/>
+      <w:r>
+        <w:rPr>
+          <w:rFonts w:ascii="Calibri" w:hAnsi="Calibri" w:cs="Calibri"/>
+          <w:sz w:val="28"/>
+          <w:szCs w:val="28"/>
+        </w:rPr>
+        <w:t xml:space="preserve">, revista en investigación e innovación Aguirre, M., Camacho, T., Flórez, T., </w:t>
+      </w:r>
+      <w:proofErr w:type="spellStart"/>
+      <w:r>
+        <w:rPr>
+          <w:rFonts w:ascii="Calibri" w:hAnsi="Calibri" w:cs="Calibri"/>
+          <w:sz w:val="28"/>
+          <w:szCs w:val="28"/>
+        </w:rPr>
+        <w:t>Gaibao</w:t>
+      </w:r>
+      <w:proofErr w:type="spellEnd"/>
+      <w:r>
+        <w:rPr>
+          <w:rFonts w:ascii="Calibri" w:hAnsi="Calibri" w:cs="Calibri"/>
+          <w:sz w:val="28"/>
+          <w:szCs w:val="28"/>
+        </w:rPr>
+        <w:t>, D., Murcia, G., &amp; Pasive, Y. (2012). Estrategias pedagógicas en el ámbito educativo.</w:t>
       </w:r>
     </w:p>
     <w:p>
@@ -8653,7 +8986,25 @@
           <w:sz w:val="28"/>
           <w:szCs w:val="28"/>
         </w:rPr>
-        <w:t xml:space="preserve">Cassany. D. (2008). Metodología para trabajar con géneros discursivos. Universitat Pompeu Fabra. </w:t>
+        <w:t xml:space="preserve">Cassany. D. (2008). Metodología para trabajar con géneros discursivos. </w:t>
+      </w:r>
+      <w:proofErr w:type="spellStart"/>
+      <w:r>
+        <w:rPr>
+          <w:rFonts w:ascii="Calibri" w:hAnsi="Calibri" w:cs="Calibri"/>
+          <w:sz w:val="28"/>
+          <w:szCs w:val="28"/>
+        </w:rPr>
+        <w:t>Universitat</w:t>
+      </w:r>
+      <w:proofErr w:type="spellEnd"/>
+      <w:r>
+        <w:rPr>
+          <w:rFonts w:ascii="Calibri" w:hAnsi="Calibri" w:cs="Calibri"/>
+          <w:sz w:val="28"/>
+          <w:szCs w:val="28"/>
+        </w:rPr>
+        <w:t xml:space="preserve"> Pompeu Fabra. </w:t>
       </w:r>
       <w:hyperlink r:id="rId23" w:history="1">
         <w:r>
@@ -8698,13 +9049,23 @@
           <w:szCs w:val="28"/>
         </w:rPr>
       </w:pPr>
+      <w:proofErr w:type="spellStart"/>
       <w:r>
         <w:rPr>
           <w:rFonts w:ascii="Calibri" w:hAnsi="Calibri" w:cs="Calibri"/>
           <w:sz w:val="28"/>
           <w:szCs w:val="28"/>
         </w:rPr>
-        <w:t>Fillola, A. (2008). Función de la literatura infantil y juvenil en la formación de la competencia literaria. Biblioteca Virtual Miguel de Cervantes.</w:t>
+        <w:t>Fillola</w:t>
+      </w:r>
+      <w:proofErr w:type="spellEnd"/>
+      <w:r>
+        <w:rPr>
+          <w:rFonts w:ascii="Calibri" w:hAnsi="Calibri" w:cs="Calibri"/>
+          <w:sz w:val="28"/>
+          <w:szCs w:val="28"/>
+        </w:rPr>
+        <w:t>, A. (2008). Función de la literatura infantil y juvenil en la formación de la competencia literaria. Biblioteca Virtual Miguel de Cervantes.</w:t>
       </w:r>
     </w:p>
     <w:p>
@@ -8788,21 +9149,59 @@
           <w:szCs w:val="28"/>
         </w:rPr>
       </w:pPr>
+      <w:proofErr w:type="spellStart"/>
       <w:r>
         <w:rPr>
           <w:rFonts w:ascii="Calibri" w:hAnsi="Calibri" w:cs="Calibri"/>
           <w:sz w:val="28"/>
           <w:szCs w:val="28"/>
         </w:rPr>
-        <w:t xml:space="preserve">Mesnager, J. (1997). </w:t>
-      </w:r>
+        <w:t>Mesnager</w:t>
+      </w:r>
+      <w:proofErr w:type="spellEnd"/>
       <w:r>
         <w:rPr>
           <w:rFonts w:ascii="Calibri" w:hAnsi="Calibri" w:cs="Calibri"/>
           <w:sz w:val="28"/>
           <w:szCs w:val="28"/>
         </w:rPr>
-        <w:t>Lecture et compréhension.</w:t>
+        <w:t xml:space="preserve">, J. (1997). </w:t>
+      </w:r>
+      <w:proofErr w:type="spellStart"/>
+      <w:r>
+        <w:rPr>
+          <w:rFonts w:ascii="Calibri" w:hAnsi="Calibri" w:cs="Calibri"/>
+          <w:sz w:val="28"/>
+          <w:szCs w:val="28"/>
+        </w:rPr>
+        <w:t>Lecture</w:t>
+      </w:r>
+      <w:proofErr w:type="spellEnd"/>
+      <w:r>
+        <w:rPr>
+          <w:rFonts w:ascii="Calibri" w:hAnsi="Calibri" w:cs="Calibri"/>
+          <w:sz w:val="28"/>
+          <w:szCs w:val="28"/>
+        </w:rPr>
+        <w:t xml:space="preserve"> et </w:t>
+      </w:r>
+      <w:proofErr w:type="spellStart"/>
+      <w:r>
+        <w:rPr>
+          <w:rFonts w:ascii="Calibri" w:hAnsi="Calibri" w:cs="Calibri"/>
+          <w:sz w:val="28"/>
+          <w:szCs w:val="28"/>
+        </w:rPr>
+        <w:t>compréhension</w:t>
+      </w:r>
+      <w:proofErr w:type="spellEnd"/>
+      <w:r>
+        <w:rPr>
+          <w:rFonts w:ascii="Calibri" w:hAnsi="Calibri" w:cs="Calibri"/>
+          <w:sz w:val="28"/>
+          <w:szCs w:val="28"/>
+        </w:rPr>
+        <w:t>.</w:t>
       </w:r>
       <w:r>
         <w:rPr>
@@ -8896,13 +9295,23 @@
           <w:szCs w:val="28"/>
         </w:rPr>
       </w:pPr>
+      <w:proofErr w:type="spellStart"/>
       <w:r>
         <w:rPr>
           <w:rFonts w:ascii="Calibri" w:hAnsi="Calibri" w:cs="Calibri"/>
           <w:sz w:val="28"/>
           <w:szCs w:val="28"/>
         </w:rPr>
-        <w:t>Pennac, D. (1992) Como una novela. Joaquín Jordá (trad.). Barcelona, España: Anagrama.</w:t>
+        <w:t>Pennac</w:t>
+      </w:r>
+      <w:proofErr w:type="spellEnd"/>
+      <w:r>
+        <w:rPr>
+          <w:rFonts w:ascii="Calibri" w:hAnsi="Calibri" w:cs="Calibri"/>
+          <w:sz w:val="28"/>
+          <w:szCs w:val="28"/>
+        </w:rPr>
+        <w:t>, D. (1992) Como una novela. Joaquín Jordá (trad.). Barcelona, España: Anagrama.</w:t>
       </w:r>
     </w:p>
     <w:p>
@@ -8981,7 +9390,7 @@
       <w:pPr>
         <w:pStyle w:val="Titulosgenerales"/>
       </w:pPr>
-      <w:bookmarkStart w:id="8" w:name="_Toc178260442"/>
+      <w:bookmarkStart w:id="8" w:name="_Toc179456258"/>
       <w:r>
         <w:lastRenderedPageBreak/>
         <w:t>Créditos</w:t>
@@ -9086,12 +9495,21 @@
                 <w:szCs w:val="28"/>
               </w:rPr>
             </w:pPr>
-            <w:r>
-              <w:rPr>
-                <w:sz w:val="28"/>
-                <w:szCs w:val="28"/>
-              </w:rPr>
-              <w:t>Milady Tatiana Villamil Castellanos</w:t>
+            <w:proofErr w:type="spellStart"/>
+            <w:r>
+              <w:rPr>
+                <w:sz w:val="28"/>
+                <w:szCs w:val="28"/>
+              </w:rPr>
+              <w:t>Milady</w:t>
+            </w:r>
+            <w:proofErr w:type="spellEnd"/>
+            <w:r>
+              <w:rPr>
+                <w:sz w:val="28"/>
+                <w:szCs w:val="28"/>
+              </w:rPr>
+              <w:t xml:space="preserve"> Tatiana Villamil Castellanos</w:t>
             </w:r>
           </w:p>
         </w:tc>
@@ -9373,8 +9791,17 @@
                 <w:sz w:val="28"/>
                 <w:szCs w:val="28"/>
               </w:rPr>
-              <w:t>Johana Melina Montoya Pirlachi</w:t>
-            </w:r>
+              <w:t xml:space="preserve">Johana Melina Montoya </w:t>
+            </w:r>
+            <w:proofErr w:type="spellStart"/>
+            <w:r>
+              <w:rPr>
+                <w:sz w:val="28"/>
+                <w:szCs w:val="28"/>
+              </w:rPr>
+              <w:t>Pirlachi</w:t>
+            </w:r>
+            <w:proofErr w:type="spellEnd"/>
           </w:p>
         </w:tc>
         <w:tc>
@@ -9534,8 +9961,17 @@
                 <w:sz w:val="28"/>
                 <w:szCs w:val="28"/>
               </w:rPr>
-              <w:t>Eulises Orduz Amezquita</w:t>
-            </w:r>
+              <w:t xml:space="preserve">Eulises Orduz </w:t>
+            </w:r>
+            <w:proofErr w:type="spellStart"/>
+            <w:r>
+              <w:rPr>
+                <w:sz w:val="28"/>
+                <w:szCs w:val="28"/>
+              </w:rPr>
+              <w:t>Amezquita</w:t>
+            </w:r>
+            <w:proofErr w:type="spellEnd"/>
           </w:p>
         </w:tc>
         <w:tc>
@@ -9984,7 +10420,23 @@
                 <w:sz w:val="28"/>
                 <w:szCs w:val="28"/>
               </w:rPr>
-              <w:t>Luz Karime Amaya Cabra</w:t>
+              <w:t xml:space="preserve">Luz </w:t>
+            </w:r>
+            <w:proofErr w:type="spellStart"/>
+            <w:r>
+              <w:rPr>
+                <w:sz w:val="28"/>
+                <w:szCs w:val="28"/>
+              </w:rPr>
+              <w:t>Karime</w:t>
+            </w:r>
+            <w:proofErr w:type="spellEnd"/>
+            <w:r>
+              <w:rPr>
+                <w:sz w:val="28"/>
+                <w:szCs w:val="28"/>
+              </w:rPr>
+              <w:t xml:space="preserve"> Amaya Cabra</w:t>
             </w:r>
           </w:p>
         </w:tc>
@@ -10159,8 +10611,17 @@
                 <w:sz w:val="28"/>
                 <w:szCs w:val="28"/>
               </w:rPr>
-              <w:t>Jairo Luis Valencia Ebratt</w:t>
-            </w:r>
+              <w:t xml:space="preserve">Jairo Luis Valencia </w:t>
+            </w:r>
+            <w:proofErr w:type="spellStart"/>
+            <w:r>
+              <w:rPr>
+                <w:sz w:val="28"/>
+                <w:szCs w:val="28"/>
+              </w:rPr>
+              <w:t>Ebratt</w:t>
+            </w:r>
+            <w:proofErr w:type="spellEnd"/>
           </w:p>
         </w:tc>
         <w:tc>
@@ -10241,7 +10702,7 @@
       <w:headerReference w:type="default" r:id="rId26"/>
       <w:footerReference w:type="default" r:id="rId27"/>
       <w:pgSz w:w="12240" w:h="15840"/>
-      <w:pgMar w:top="1701" w:right="1134" w:bottom="1134" w:left="1134" w:header="709" w:footer="737" w:gutter="0"/>
+      <w:pgMar w:top="1843" w:right="1134" w:bottom="1134" w:left="1134" w:header="709" w:footer="737" w:gutter="0"/>
       <w:pgNumType w:start="1"/>
       <w:cols w:space="708"/>
       <w:docGrid w:linePitch="381"/>
@@ -10517,7 +10978,7 @@
           <wp:extent cx="560705" cy="546100"/>
           <wp:effectExtent l="0" t="0" r="0" b="6350"/>
           <wp:wrapNone/>
-          <wp:docPr id="14" name="Gráfico 14">
+          <wp:docPr id="3" name="Gráfico 3">
             <a:extLst xmlns:a="http://schemas.openxmlformats.org/drawingml/2006/main">
               <a:ext uri="{C183D7F6-B498-43B3-948B-1728B52AA6E4}">
                 <adec:decorative xmlns:adec="http://schemas.microsoft.com/office/drawing/2017/decorative" val="1"/>
@@ -17364,21 +17825,6 @@
 </file>
 
 <file path=customXml/item1.xml><?xml version="1.0" encoding="utf-8"?>
-<b:Sources xmlns:b="http://schemas.openxmlformats.org/officeDocument/2006/bibliography" xmlns="http://schemas.openxmlformats.org/officeDocument/2006/bibliography" SelectedStyle="\APASixthEditionOfficeOnline.xsl" StyleName="APA" Version="6"/>
-</file>
-
-<file path=customXml/item2.xml><?xml version="1.0" encoding="utf-8"?>
-<p:properties xmlns:p="http://schemas.microsoft.com/office/2006/metadata/properties" xmlns:xsi="http://www.w3.org/2001/XMLSchema-instance" xmlns:pc="http://schemas.microsoft.com/office/infopath/2007/PartnerControls">
-  <documentManagement>
-    <TaxCatchAll xmlns="cb45339b-ced9-4d0d-8f64-77573914d53b" xsi:nil="true"/>
-    <lcf76f155ced4ddcb4097134ff3c332f xmlns="43a3ca16-9c26-4813-b83f-4aec9927b43f">
-      <Terms xmlns="http://schemas.microsoft.com/office/infopath/2007/PartnerControls"/>
-    </lcf76f155ced4ddcb4097134ff3c332f>
-  </documentManagement>
-</p:properties>
-</file>
-
-<file path=customXml/item3.xml><?xml version="1.0" encoding="utf-8"?>
 <ct:contentTypeSchema xmlns:ct="http://schemas.microsoft.com/office/2006/metadata/contentType" xmlns:ma="http://schemas.microsoft.com/office/2006/metadata/properties/metaAttributes" ct:_="" ma:_="" ma:contentTypeName="Documento" ma:contentTypeID="0x01010049282E1EDBE9234EA9E6D38F720E265F" ma:contentTypeVersion="15" ma:contentTypeDescription="Crear nuevo documento." ma:contentTypeScope="" ma:versionID="b31c7aa9eaf043a08b87120b3c4916e3">
   <xsd:schema xmlns:xsd="http://www.w3.org/2001/XMLSchema" xmlns:xs="http://www.w3.org/2001/XMLSchema" xmlns:p="http://schemas.microsoft.com/office/2006/metadata/properties" xmlns:ns2="cb45339b-ced9-4d0d-8f64-77573914d53b" xmlns:ns3="43a3ca16-9c26-4813-b83f-4aec9927b43f" targetNamespace="http://schemas.microsoft.com/office/2006/metadata/properties" ma:root="true" ma:fieldsID="3533d065b04d75c457075bc55f1f5315" ns2:_="" ns3:_="">
     <xsd:import namespace="cb45339b-ced9-4d0d-8f64-77573914d53b"/>
@@ -17613,7 +18059,7 @@
 </ct:contentTypeSchema>
 </file>
 
-<file path=customXml/item4.xml><?xml version="1.0" encoding="utf-8"?>
+<file path=customXml/item2.xml><?xml version="1.0" encoding="utf-8"?>
 <?mso-contentType ?>
 <FormTemplates xmlns="http://schemas.microsoft.com/sharepoint/v3/contenttype/forms">
   <Display>DocumentLibraryForm</Display>
@@ -17622,26 +18068,22 @@
 </FormTemplates>
 </file>
 
-<file path=customXml/itemProps1.xml><?xml version="1.0" encoding="utf-8"?>
-<ds:datastoreItem xmlns:ds="http://schemas.openxmlformats.org/officeDocument/2006/customXml" ds:itemID="{E8AB44A3-7C62-4BD2-82ED-8ABC209970FA}">
-  <ds:schemaRefs>
-    <ds:schemaRef ds:uri="http://schemas.openxmlformats.org/officeDocument/2006/bibliography"/>
-  </ds:schemaRefs>
-</ds:datastoreItem>
+<file path=customXml/item3.xml><?xml version="1.0" encoding="utf-8"?>
+<b:Sources xmlns:b="http://schemas.openxmlformats.org/officeDocument/2006/bibliography" xmlns="http://schemas.openxmlformats.org/officeDocument/2006/bibliography" SelectedStyle="\APASixthEditionOfficeOnline.xsl" StyleName="APA" Version="6"/>
 </file>
 
-<file path=customXml/itemProps2.xml><?xml version="1.0" encoding="utf-8"?>
-<ds:datastoreItem xmlns:ds="http://schemas.openxmlformats.org/officeDocument/2006/customXml" ds:itemID="{6929C9FE-9F22-4B98-96EF-1B541B3BD0B2}">
-  <ds:schemaRefs>
-    <ds:schemaRef ds:uri="http://schemas.microsoft.com/office/2006/metadata/properties"/>
-    <ds:schemaRef ds:uri="http://schemas.microsoft.com/office/infopath/2007/PartnerControls"/>
-    <ds:schemaRef ds:uri="cb45339b-ced9-4d0d-8f64-77573914d53b"/>
-    <ds:schemaRef ds:uri="43a3ca16-9c26-4813-b83f-4aec9927b43f"/>
-  </ds:schemaRefs>
-</ds:datastoreItem>
+<file path=customXml/item4.xml><?xml version="1.0" encoding="utf-8"?>
+<p:properties xmlns:p="http://schemas.microsoft.com/office/2006/metadata/properties" xmlns:xsi="http://www.w3.org/2001/XMLSchema-instance" xmlns:pc="http://schemas.microsoft.com/office/infopath/2007/PartnerControls">
+  <documentManagement>
+    <TaxCatchAll xmlns="cb45339b-ced9-4d0d-8f64-77573914d53b" xsi:nil="true"/>
+    <lcf76f155ced4ddcb4097134ff3c332f xmlns="43a3ca16-9c26-4813-b83f-4aec9927b43f">
+      <Terms xmlns="http://schemas.microsoft.com/office/infopath/2007/PartnerControls"/>
+    </lcf76f155ced4ddcb4097134ff3c332f>
+  </documentManagement>
+</p:properties>
 </file>
 
-<file path=customXml/itemProps3.xml><?xml version="1.0" encoding="utf-8"?>
+<file path=customXml/itemProps1.xml><?xml version="1.0" encoding="utf-8"?>
 <ds:datastoreItem xmlns:ds="http://schemas.openxmlformats.org/officeDocument/2006/customXml" ds:itemID="{DF43E046-DB0C-42D1-8C73-AE38B52F1ED7}">
   <ds:schemaRefs>
     <ds:schemaRef ds:uri="http://schemas.microsoft.com/office/2006/metadata/contentType"/>
@@ -17660,10 +18102,29 @@
 </ds:datastoreItem>
 </file>
 
-<file path=customXml/itemProps4.xml><?xml version="1.0" encoding="utf-8"?>
+<file path=customXml/itemProps2.xml><?xml version="1.0" encoding="utf-8"?>
 <ds:datastoreItem xmlns:ds="http://schemas.openxmlformats.org/officeDocument/2006/customXml" ds:itemID="{81CBDEC1-3B00-44ED-AD36-0268077980BA}">
   <ds:schemaRefs>
     <ds:schemaRef ds:uri="http://schemas.microsoft.com/sharepoint/v3/contenttype/forms"/>
   </ds:schemaRefs>
 </ds:datastoreItem>
+</file>
+
+<file path=customXml/itemProps3.xml><?xml version="1.0" encoding="utf-8"?>
+<ds:datastoreItem xmlns:ds="http://schemas.openxmlformats.org/officeDocument/2006/customXml" ds:itemID="{E8AB44A3-7C62-4BD2-82ED-8ABC209970FA}">
+  <ds:schemaRefs>
+    <ds:schemaRef ds:uri="http://schemas.openxmlformats.org/officeDocument/2006/bibliography"/>
+  </ds:schemaRefs>
+</ds:datastoreItem>
+</file>
+
+<file path=customXml/itemProps4.xml><?xml version="1.0" encoding="utf-8"?>
+<ds:datastoreItem xmlns:ds="http://schemas.openxmlformats.org/officeDocument/2006/customXml" ds:itemID="{6929C9FE-9F22-4B98-96EF-1B541B3BD0B2}">
+  <ds:schemaRefs>
+    <ds:schemaRef ds:uri="http://schemas.microsoft.com/office/2006/metadata/properties"/>
+    <ds:schemaRef ds:uri="http://schemas.microsoft.com/office/infopath/2007/PartnerControls"/>
+    <ds:schemaRef ds:uri="cb45339b-ced9-4d0d-8f64-77573914d53b"/>
+    <ds:schemaRef ds:uri="43a3ca16-9c26-4813-b83f-4aec9927b43f"/>
+  </ds:schemaRefs>
+</ds:datastoreItem>
 </file>